--- a/Portfolio/Namandeep-CV.docx
+++ b/Portfolio/Namandeep-CV.docx
@@ -286,31 +286,7 @@
                 <w:sz w:val="21"/>
                 <w:szCs w:val="21"/>
               </w:rPr>
-              <w:t>A highly motivated Computer Science graduate</w:t>
-            </w:r>
-            <w:r>
-              <w:rPr>
-                <w:rFonts w:asciiTheme="majorHAnsi" w:hAnsiTheme="majorHAnsi"/>
-                <w:sz w:val="21"/>
-                <w:szCs w:val="21"/>
-              </w:rPr>
-              <w:t xml:space="preserve"> e</w:t>
-            </w:r>
-            <w:r>
-              <w:rPr>
-                <w:rFonts w:asciiTheme="majorHAnsi" w:hAnsiTheme="majorHAnsi"/>
-                <w:sz w:val="21"/>
-                <w:szCs w:val="21"/>
-              </w:rPr>
-              <w:t>ager to apply technical expertise and innovative thinking to develop efficient, scalable solutions that drive organizational success. Committed to continuous learning and embracing emerging technologies, with a proactive attitude toward mastering new skills and concepts even when unfamiliar through persistence and dedication. Thrives in collaborative, forward-thinking teams to create impactful digital experiences</w:t>
-            </w:r>
-            <w:r>
-              <w:rPr>
-                <w:rFonts w:asciiTheme="majorHAnsi" w:hAnsiTheme="majorHAnsi"/>
-                <w:sz w:val="20"/>
-                <w:szCs w:val="20"/>
-              </w:rPr>
-              <w:t>.</w:t>
+              <w:t>Highly motivated Computer Science graduate eager to apply technical expertise to develop efficient, scalable solutions that drive organizational success. Committed to continuous learning with a proactive attitude toward mastering new skills. Thrives in collaborative teams to create impactful digital experiences.</w:t>
             </w:r>
             <w:r>
               <w:rPr>
@@ -323,12 +299,78 @@
           </w:p>
           <w:p>
             <w:pPr>
+              <w:pStyle w:val="paragraph"/>
+              <w:spacing w:before="0" w:beforeAutospacing="0" w:after="0" w:afterAutospacing="0"/>
+              <w:textAlignment w:val="baseline"/>
+              <w:rPr>
+                <w:rFonts w:asciiTheme="majorHAnsi" w:hAnsiTheme="majorHAnsi"/>
+                <w:b/>
+                <w:bCs/>
+                <w:color w:val="002060"/>
+              </w:rPr>
+            </w:pPr>
+            <w:r>
+              <w:rPr>
+                <w:rFonts w:asciiTheme="majorHAnsi" w:hAnsiTheme="majorHAnsi"/>
+                <w:b/>
+                <w:bCs/>
+                <w:color w:val="002060"/>
+              </w:rPr>
+              <w:t>Certification</w:t>
+            </w:r>
+          </w:p>
+          <w:p>
+            <w:pPr>
+              <w:pStyle w:val="paragraph"/>
+              <w:spacing w:before="0" w:beforeAutospacing="0" w:after="0" w:afterAutospacing="0"/>
+              <w:textAlignment w:val="baseline"/>
+              <w:rPr>
+                <w:rFonts w:asciiTheme="majorHAnsi" w:hAnsiTheme="majorHAnsi"/>
+                <w:color w:val="000000" w:themeColor="text1"/>
+                <w:sz w:val="20"/>
+                <w:szCs w:val="20"/>
+              </w:rPr>
+            </w:pPr>
+            <w:r>
+              <w:rPr>
+                <w:rFonts w:asciiTheme="majorHAnsi" w:hAnsiTheme="majorHAnsi"/>
+                <w:color w:val="000000" w:themeColor="text1"/>
+                <w:sz w:val="20"/>
+                <w:szCs w:val="20"/>
+              </w:rPr>
+              <w:t>AWS Certified Cloud Practitioner</w:t>
+            </w:r>
+            <w:r>
+              <w:rPr>
+                <w:rFonts w:asciiTheme="majorHAnsi" w:hAnsiTheme="majorHAnsi"/>
+                <w:color w:val="000000" w:themeColor="text1"/>
+                <w:sz w:val="20"/>
+                <w:szCs w:val="20"/>
+              </w:rPr>
+              <w:t xml:space="preserve"> (2026)</w:t>
+            </w:r>
+          </w:p>
+          <w:p>
+            <w:pPr>
+              <w:pStyle w:val="paragraph"/>
+              <w:spacing w:before="0" w:beforeAutospacing="0" w:after="0" w:afterAutospacing="0"/>
+              <w:textAlignment w:val="baseline"/>
+              <w:rPr>
+                <w:rFonts w:asciiTheme="majorHAnsi" w:hAnsiTheme="majorHAnsi"/>
+                <w:color w:val="000000" w:themeColor="text1"/>
+                <w:sz w:val="20"/>
+                <w:szCs w:val="20"/>
+              </w:rPr>
+            </w:pPr>
+          </w:p>
+          <w:p>
+            <w:pPr>
               <w:spacing w:line="360" w:lineRule="auto"/>
               <w:rPr>
                 <w:rFonts w:asciiTheme="majorHAnsi" w:hAnsiTheme="majorHAnsi"/>
                 <w:b/>
                 <w:bCs/>
-                <w:color w:val="000000" w:themeColor="text1"/>
+                <w:color w:val="002060"/>
               </w:rPr>
             </w:pPr>
             <w:r>
@@ -356,14 +398,25 @@
               </w:rPr>
               <w:t>Skills</w:t>
             </w:r>
-            <w:r>
+          </w:p>
+          <w:p>
+            <w:pPr>
+              <w:spacing w:line="360" w:lineRule="auto"/>
               <w:rPr>
                 <w:rFonts w:asciiTheme="majorHAnsi" w:hAnsiTheme="majorHAnsi"/>
                 <w:b/>
                 <w:bCs/>
                 <w:color w:val="000000" w:themeColor="text1"/>
               </w:rPr>
-              <w:br/>
+            </w:pPr>
+            <w:r>
+              <w:rPr>
+                <w:rFonts w:asciiTheme="majorHAnsi" w:hAnsiTheme="majorHAnsi"/>
+                <w:color w:val="000000" w:themeColor="text1"/>
+                <w:sz w:val="20"/>
+                <w:szCs w:val="20"/>
+              </w:rPr>
+              <w:t>AWS Services</w:t>
             </w:r>
             <w:r>
               <w:rPr>
@@ -372,16 +425,7 @@
                 <w:sz w:val="20"/>
                 <w:szCs w:val="20"/>
               </w:rPr>
-              <w:t xml:space="preserve"> </w:t>
-            </w:r>
-            <w:r>
-              <w:rPr>
-                <w:rFonts w:asciiTheme="majorHAnsi" w:hAnsiTheme="majorHAnsi"/>
-                <w:color w:val="000000" w:themeColor="text1"/>
-                <w:sz w:val="20"/>
-                <w:szCs w:val="20"/>
-              </w:rPr>
-              <w:t xml:space="preserve">AWS Services, </w:t>
+              <w:t xml:space="preserve">, </w:t>
             </w:r>
             <w:r>
               <w:rPr>
@@ -6726,7 +6770,6 @@
   <w:style w:type="character" w:default="1" w:styleId="DefaultParagraphFont">
     <w:name w:val="Default Paragraph Font"/>
     <w:uiPriority w:val="1"/>
-    <w:semiHidden/>
     <w:unhideWhenUsed/>
   </w:style>
   <w:style w:type="table" w:default="1" w:styleId="TableNormal">
@@ -31022,6 +31065,7 @@
     <w:rsid w:val="00984C07"/>
     <w:rsid w:val="00AA48D6"/>
     <w:rsid w:val="00B1079A"/>
+    <w:rsid w:val="00B852A2"/>
     <w:rsid w:val="00BA2D43"/>
     <w:rsid w:val="00BE015F"/>
     <w:rsid w:val="00C26F51"/>
@@ -31035,6 +31079,7 @@
     <w:rsid w:val="00EA5C19"/>
     <w:rsid w:val="00EA6251"/>
     <w:rsid w:val="00F12BCC"/>
+    <w:rsid w:val="00F47D50"/>
     <w:rsid w:val="00FA18F5"/>
   </w:rsids>
   <m:mathPr>
@@ -31699,15 +31744,6 @@
 </file>
 
 <file path=customXml/item1.xml><?xml version="1.0" encoding="utf-8"?>
-<?mso-contentType ?>
-<FormTemplates xmlns="http://schemas.microsoft.com/sharepoint/v3/contenttype/forms">
-  <Display>DocumentLibraryForm</Display>
-  <Edit>DocumentLibraryForm</Edit>
-  <New>DocumentLibraryForm</New>
-</FormTemplates>
-</file>
-
-<file path=customXml/item2.xml><?xml version="1.0" encoding="utf-8"?>
 <ct:contentTypeSchema xmlns:ct="http://schemas.microsoft.com/office/2006/metadata/contentType" xmlns:ma="http://schemas.microsoft.com/office/2006/metadata/properties/metaAttributes" ct:_="" ma:_="" ma:contentTypeName="Document" ma:contentTypeID="0x01010079F111ED35F8CC479449609E8A0923A6" ma:contentTypeVersion="12" ma:contentTypeDescription="Create a new document." ma:contentTypeScope="" ma:versionID="7e3f163ba23981de9af4e94a4fc3c170">
   <xsd:schema xmlns:xsd="http://www.w3.org/2001/XMLSchema" xmlns:xs="http://www.w3.org/2001/XMLSchema" xmlns:p="http://schemas.microsoft.com/office/2006/metadata/properties" xmlns:ns2="71af3243-3dd4-4a8d-8c0d-dd76da1f02a5" xmlns:ns3="16c05727-aa75-4e4a-9b5f-8a80a1165891" targetNamespace="http://schemas.microsoft.com/office/2006/metadata/properties" ma:root="true" ma:fieldsID="77303e74caa42b09a8f0afd286949429" ns2:_="" ns3:_="">
     <xsd:import namespace="71af3243-3dd4-4a8d-8c0d-dd76da1f02a5"/>
@@ -31928,11 +31964,16 @@
 </ct:contentTypeSchema>
 </file>
 
-<file path=customXml/item3.xml><?xml version="1.0" encoding="utf-8"?>
-<b:Sources xmlns:b="http://schemas.openxmlformats.org/officeDocument/2006/bibliography" xmlns="http://schemas.openxmlformats.org/officeDocument/2006/bibliography" SelectedStyle="\IEEE2006OfficeOnline.xsl" StyleName="IEEE" Version="2006"/>
+<file path=customXml/item2.xml><?xml version="1.0" encoding="utf-8"?>
+<?mso-contentType ?>
+<FormTemplates xmlns="http://schemas.microsoft.com/sharepoint/v3/contenttype/forms">
+  <Display>DocumentLibraryForm</Display>
+  <Edit>DocumentLibraryForm</Edit>
+  <New>DocumentLibraryForm</New>
+</FormTemplates>
 </file>
 
-<file path=customXml/item4.xml><?xml version="1.0" encoding="utf-8"?>
+<file path=customXml/item3.xml><?xml version="1.0" encoding="utf-8"?>
 <p:properties xmlns:p="http://schemas.microsoft.com/office/2006/metadata/properties" xmlns:xsi="http://www.w3.org/2001/XMLSchema-instance" xmlns:pc="http://schemas.microsoft.com/office/infopath/2007/PartnerControls">
   <documentManagement>
     <Status xmlns="71af3243-3dd4-4a8d-8c0d-dd76da1f02a5">Not started</Status>
@@ -31941,15 +31982,11 @@
 </p:properties>
 </file>
 
-<file path=customXml/itemProps1.xml><?xml version="1.0" encoding="utf-8"?>
-<ds:datastoreItem xmlns:ds="http://schemas.openxmlformats.org/officeDocument/2006/customXml" ds:itemID="{210E9CCA-B965-45FD-937B-55A202EB7510}">
-  <ds:schemaRefs>
-    <ds:schemaRef ds:uri="http://schemas.microsoft.com/sharepoint/v3/contenttype/forms"/>
-  </ds:schemaRefs>
-</ds:datastoreItem>
+<file path=customXml/item4.xml><?xml version="1.0" encoding="utf-8"?>
+<b:Sources xmlns:b="http://schemas.openxmlformats.org/officeDocument/2006/bibliography" xmlns="http://schemas.openxmlformats.org/officeDocument/2006/bibliography" SelectedStyle="\IEEE2006OfficeOnline.xsl" StyleName="IEEE" Version="2006"/>
 </file>
 
-<file path=customXml/itemProps2.xml><?xml version="1.0" encoding="utf-8"?>
+<file path=customXml/itemProps1.xml><?xml version="1.0" encoding="utf-8"?>
 <ds:datastoreItem xmlns:ds="http://schemas.openxmlformats.org/officeDocument/2006/customXml" ds:itemID="{08213137-FECA-4B2D-A0F1-4DB59211ED1A}">
   <ds:schemaRefs>
     <ds:schemaRef ds:uri="http://schemas.microsoft.com/office/2006/metadata/contentType"/>
@@ -31968,15 +32005,15 @@
 </ds:datastoreItem>
 </file>
 
-<file path=customXml/itemProps3.xml><?xml version="1.0" encoding="utf-8"?>
-<ds:datastoreItem xmlns:ds="http://schemas.openxmlformats.org/officeDocument/2006/customXml" ds:itemID="{3A126926-CAFF-4DFE-B736-31A495F39BAA}">
+<file path=customXml/itemProps2.xml><?xml version="1.0" encoding="utf-8"?>
+<ds:datastoreItem xmlns:ds="http://schemas.openxmlformats.org/officeDocument/2006/customXml" ds:itemID="{210E9CCA-B965-45FD-937B-55A202EB7510}">
   <ds:schemaRefs>
-    <ds:schemaRef ds:uri="http://schemas.openxmlformats.org/officeDocument/2006/bibliography"/>
+    <ds:schemaRef ds:uri="http://schemas.microsoft.com/sharepoint/v3/contenttype/forms"/>
   </ds:schemaRefs>
 </ds:datastoreItem>
 </file>
 
-<file path=customXml/itemProps4.xml><?xml version="1.0" encoding="utf-8"?>
+<file path=customXml/itemProps3.xml><?xml version="1.0" encoding="utf-8"?>
 <ds:datastoreItem xmlns:ds="http://schemas.openxmlformats.org/officeDocument/2006/customXml" ds:itemID="{4F662BB8-1253-4FAB-BF9A-1F186878EF90}">
   <ds:schemaRefs>
     <ds:schemaRef ds:uri="http://schemas.microsoft.com/office/2006/metadata/properties"/>
@@ -31984,4 +32021,12 @@
     <ds:schemaRef ds:uri="71af3243-3dd4-4a8d-8c0d-dd76da1f02a5"/>
   </ds:schemaRefs>
 </ds:datastoreItem>
+</file>
+
+<file path=customXml/itemProps4.xml><?xml version="1.0" encoding="utf-8"?>
+<ds:datastoreItem xmlns:ds="http://schemas.openxmlformats.org/officeDocument/2006/customXml" ds:itemID="{3A126926-CAFF-4DFE-B736-31A495F39BAA}">
+  <ds:schemaRefs>
+    <ds:schemaRef ds:uri="http://schemas.openxmlformats.org/officeDocument/2006/bibliography"/>
+  </ds:schemaRefs>
+</ds:datastoreItem>
 </file>